--- a/Fase 2/Evidencias Grupales/Documento 01- Product Vision.docx
+++ b/Fase 2/Evidencias Grupales/Documento 01- Product Vision.docx
@@ -1,6 +1,6 @@
 
 <file path=word/document.xml><?xml version="1.0" encoding="utf-8"?>
-<w:document xmlns:wpc="http://schemas.microsoft.com/office/word/2010/wordprocessingCanvas" xmlns:cx="http://schemas.microsoft.com/office/drawing/2014/chartex" xmlns:cx1="http://schemas.microsoft.com/office/drawing/2015/9/8/chartex" xmlns:cx2="http://schemas.microsoft.com/office/drawing/2015/10/21/chartex" xmlns:cx3="http://schemas.microsoft.com/office/drawing/2016/5/9/chartex" xmlns:cx4="http://schemas.microsoft.com/office/drawing/2016/5/10/chartex" xmlns:cx5="http://schemas.microsoft.com/office/drawing/2016/5/11/chartex" xmlns:cx6="http://schemas.microsoft.com/office/drawing/2016/5/12/chartex" xmlns:cx7="http://schemas.microsoft.com/office/drawing/2016/5/13/chartex" xmlns:cx8="http://schemas.microsoft.com/office/drawing/2016/5/14/chartex" xmlns:mc="http://schemas.openxmlformats.org/markup-compatibility/2006" xmlns:m="http://schemas.openxmlformats.org/officeDocument/2006/math" xmlns:aink="http://schemas.microsoft.com/office/drawing/2016/ink" xmlns:am3d="http://schemas.microsoft.com/office/drawing/2017/model3d" xmlns:oel="http://schemas.microsoft.com/office/2019/extlst" xmlns:r="http://schemas.openxmlformats.org/officeDocument/2006/relationships" xmlns:wp14="http://schemas.microsoft.com/office/word/2010/wordprocessingDrawing" xmlns:wp="http://schemas.openxmlformats.org/drawingml/2006/wordprocessingDrawing" xmlns:wpg="http://schemas.microsoft.com/office/word/2010/wordprocessingGroup" xmlns:wpi="http://schemas.microsoft.com/office/word/2010/wordprocessingInk" xmlns:wps="http://schemas.microsoft.com/office/word/2010/wordprocessingShape" xmlns:o="urn:schemas-microsoft-com:office:office" xmlns:v="urn:schemas-microsoft-com:vml" xmlns:w10="urn:schemas-microsoft-com:office:word" xmlns:w="http://schemas.openxmlformats.org/wordprocessingml/2006/main" xmlns:w14="http://schemas.microsoft.com/office/word/2010/wordml" xmlns:w15="http://schemas.microsoft.com/office/word/2012/wordml" xmlns:w16cex="http://schemas.microsoft.com/office/word/2018/wordml/cex" xmlns:w16cid="http://schemas.microsoft.com/office/word/2016/wordml/cid" xmlns:w16="http://schemas.microsoft.com/office/word/2018/wordml" xmlns:w16sdtdh="http://schemas.microsoft.com/office/word/2020/wordml/sdtdatahash" xmlns:w16sdtfl="http://schemas.microsoft.com/office/word/2024/wordml/sdtformatlock" xmlns:w16se="http://schemas.microsoft.com/office/word/2015/wordml/symex" xmlns:w16du="http://schemas.microsoft.com/office/word/2023/wordml/word16du" xmlns:wne="http://schemas.microsoft.com/office/word/2006/wordml" mc:Ignorable="w14 w15 w16se w16cid w16 w16cex w16sdtdh w16sdtfl w16du wp14">
+<w:document xmlns:wpc="http://schemas.microsoft.com/office/word/2010/wordprocessingCanvas" xmlns:cx="http://schemas.microsoft.com/office/drawing/2014/chartex" xmlns:cx1="http://schemas.microsoft.com/office/drawing/2015/9/8/chartex" xmlns:cx2="http://schemas.microsoft.com/office/drawing/2015/10/21/chartex" xmlns:cx3="http://schemas.microsoft.com/office/drawing/2016/5/9/chartex" xmlns:cx4="http://schemas.microsoft.com/office/drawing/2016/5/10/chartex" xmlns:cx5="http://schemas.microsoft.com/office/drawing/2016/5/11/chartex" xmlns:cx6="http://schemas.microsoft.com/office/drawing/2016/5/12/chartex" xmlns:cx7="http://schemas.microsoft.com/office/drawing/2016/5/13/chartex" xmlns:cx8="http://schemas.microsoft.com/office/drawing/2016/5/14/chartex" xmlns:mc="http://schemas.openxmlformats.org/markup-compatibility/2006" xmlns:aink="http://schemas.microsoft.com/office/drawing/2016/ink" xmlns:am3d="http://schemas.microsoft.com/office/drawing/2017/model3d" xmlns:o="urn:schemas-microsoft-com:office:office" xmlns:oel="http://schemas.microsoft.com/office/2019/extlst" xmlns:r="http://schemas.openxmlformats.org/officeDocument/2006/relationships" xmlns:m="http://schemas.openxmlformats.org/officeDocument/2006/math" xmlns:v="urn:schemas-microsoft-com:vml" xmlns:wp14="http://schemas.microsoft.com/office/word/2010/wordprocessingDrawing" xmlns:wp="http://schemas.openxmlformats.org/drawingml/2006/wordprocessingDrawing" xmlns:w10="urn:schemas-microsoft-com:office:word" xmlns:w="http://schemas.openxmlformats.org/wordprocessingml/2006/main" xmlns:w14="http://schemas.microsoft.com/office/word/2010/wordml" xmlns:w15="http://schemas.microsoft.com/office/word/2012/wordml" xmlns:w16cex="http://schemas.microsoft.com/office/word/2018/wordml/cex" xmlns:w16cid="http://schemas.microsoft.com/office/word/2016/wordml/cid" xmlns:w16="http://schemas.microsoft.com/office/word/2018/wordml" xmlns:w16du="http://schemas.microsoft.com/office/word/2023/wordml/word16du" xmlns:w16sdtdh="http://schemas.microsoft.com/office/word/2020/wordml/sdtdatahash" xmlns:w16sdtfl="http://schemas.microsoft.com/office/word/2024/wordml/sdtformatlock" xmlns:w16se="http://schemas.microsoft.com/office/word/2015/wordml/symex" xmlns:wpg="http://schemas.microsoft.com/office/word/2010/wordprocessingGroup" xmlns:wpi="http://schemas.microsoft.com/office/word/2010/wordprocessingInk" xmlns:wne="http://schemas.microsoft.com/office/word/2006/wordml" xmlns:wps="http://schemas.microsoft.com/office/word/2010/wordprocessingShape" mc:Ignorable="w14 w15 w16se w16cid w16 w16cex w16sdtdh w16sdtfl w16du wp14">
   <w:body>
     <w:sdt>
       <w:sdtPr>
@@ -2709,15 +2709,30 @@
     </w:p>
     <w:p>
       <w:pPr>
-        <w:rPr>
-          <w:lang w:val="es-ES" w:eastAsia="es-ES"/>
-        </w:rPr>
+        <w:pStyle w:val="NormalWeb"/>
       </w:pPr>
       <w:r>
-        <w:rPr>
-          <w:lang w:val="es-ES" w:eastAsia="es-ES"/>
-        </w:rPr>
-        <w:t>Señalar como el producto o solución recoge las problemáticas de los diferentes usuarios y establece un resultado el cual aportará un mayor valor (numérico) que la situación actual.</w:t>
+        <w:t>La plataforma ofrece una solución digital que centraliza y ordena el proceso de gestión de prácticas profesionales, permitiendo que estudiantes, empresas y coordinadores académicos trabajen en un mismo entorno de seguimiento y comunicación. Esta herramienta busca reducir la desorganización, los retrasos y la pérdida de información que suelen ocurrir cuando el proceso se gestiona mediante correos, planillas o documentos dispersos.</w:t>
+      </w:r>
+    </w:p>
+    <w:p>
+      <w:pPr>
+        <w:pStyle w:val="NormalWeb"/>
+      </w:pPr>
+      <w:r>
+        <w:t xml:space="preserve">Para los estudiantes, el sistema entrega un espacio claro para registrar su avance, revisar el estado de su práctica y mantener disponible la documentación requerida. Para los </w:t>
+      </w:r>
+      <w:r>
+        <w:lastRenderedPageBreak/>
+        <w:t>coordinadores, facilita el monitoreo de cada caso, la revisión de antecedentes y la toma de decisiones con información actualizada. Para las empresas, permite participar de manera más ordenada en el proceso, entregando información y validaciones cuando corresponda.</w:t>
+      </w:r>
+    </w:p>
+    <w:p>
+      <w:pPr>
+        <w:pStyle w:val="NormalWeb"/>
+      </w:pPr>
+      <w:r>
+        <w:t>El valor principal de esta solución está en transformar un proceso administrativo complejo en una experiencia más simple, trazable y eficiente. De esta forma, se mejora la coordinación entre los actores involucrados, se disminuyen los tiempos de gestión y se aumenta la transparencia durante todo el ciclo de la práctica profesional.</w:t>
       </w:r>
     </w:p>
     <w:p>
@@ -2748,7 +2763,7 @@
 </file>
 
 <file path=word/endnotes.xml><?xml version="1.0" encoding="utf-8"?>
-<w:endnotes xmlns:wpc="http://schemas.microsoft.com/office/word/2010/wordprocessingCanvas" xmlns:cx="http://schemas.microsoft.com/office/drawing/2014/chartex" xmlns:cx1="http://schemas.microsoft.com/office/drawing/2015/9/8/chartex" xmlns:cx2="http://schemas.microsoft.com/office/drawing/2015/10/21/chartex" xmlns:cx3="http://schemas.microsoft.com/office/drawing/2016/5/9/chartex" xmlns:cx4="http://schemas.microsoft.com/office/drawing/2016/5/10/chartex" xmlns:cx5="http://schemas.microsoft.com/office/drawing/2016/5/11/chartex" xmlns:cx6="http://schemas.microsoft.com/office/drawing/2016/5/12/chartex" xmlns:cx7="http://schemas.microsoft.com/office/drawing/2016/5/13/chartex" xmlns:cx8="http://schemas.microsoft.com/office/drawing/2016/5/14/chartex" xmlns:mc="http://schemas.openxmlformats.org/markup-compatibility/2006" xmlns:m="http://schemas.openxmlformats.org/officeDocument/2006/math" xmlns:aink="http://schemas.microsoft.com/office/drawing/2016/ink" xmlns:am3d="http://schemas.microsoft.com/office/drawing/2017/model3d" xmlns:oel="http://schemas.microsoft.com/office/2019/extlst" xmlns:r="http://schemas.openxmlformats.org/officeDocument/2006/relationships" xmlns:wp14="http://schemas.microsoft.com/office/word/2010/wordprocessingDrawing" xmlns:wp="http://schemas.openxmlformats.org/drawingml/2006/wordprocessingDrawing" xmlns:wpg="http://schemas.microsoft.com/office/word/2010/wordprocessingGroup" xmlns:wpi="http://schemas.microsoft.com/office/word/2010/wordprocessingInk" xmlns:wps="http://schemas.microsoft.com/office/word/2010/wordprocessingShape" xmlns:o="urn:schemas-microsoft-com:office:office" xmlns:v="urn:schemas-microsoft-com:vml" xmlns:w10="urn:schemas-microsoft-com:office:word" xmlns:w="http://schemas.openxmlformats.org/wordprocessingml/2006/main" xmlns:w14="http://schemas.microsoft.com/office/word/2010/wordml" xmlns:w15="http://schemas.microsoft.com/office/word/2012/wordml" xmlns:w16cex="http://schemas.microsoft.com/office/word/2018/wordml/cex" xmlns:w16cid="http://schemas.microsoft.com/office/word/2016/wordml/cid" xmlns:w16="http://schemas.microsoft.com/office/word/2018/wordml" xmlns:w16sdtdh="http://schemas.microsoft.com/office/word/2020/wordml/sdtdatahash" xmlns:w16sdtfl="http://schemas.microsoft.com/office/word/2024/wordml/sdtformatlock" xmlns:w16se="http://schemas.microsoft.com/office/word/2015/wordml/symex" xmlns:w16du="http://schemas.microsoft.com/office/word/2023/wordml/word16du" xmlns:wne="http://schemas.microsoft.com/office/word/2006/wordml" mc:Ignorable="w14 w15 w16se w16cid w16 w16cex w16sdtdh w16sdtfl w16du wp14">
+<w:endnotes xmlns:wpc="http://schemas.microsoft.com/office/word/2010/wordprocessingCanvas" xmlns:cx="http://schemas.microsoft.com/office/drawing/2014/chartex" xmlns:cx1="http://schemas.microsoft.com/office/drawing/2015/9/8/chartex" xmlns:cx2="http://schemas.microsoft.com/office/drawing/2015/10/21/chartex" xmlns:cx3="http://schemas.microsoft.com/office/drawing/2016/5/9/chartex" xmlns:cx4="http://schemas.microsoft.com/office/drawing/2016/5/10/chartex" xmlns:cx5="http://schemas.microsoft.com/office/drawing/2016/5/11/chartex" xmlns:cx6="http://schemas.microsoft.com/office/drawing/2016/5/12/chartex" xmlns:cx7="http://schemas.microsoft.com/office/drawing/2016/5/13/chartex" xmlns:cx8="http://schemas.microsoft.com/office/drawing/2016/5/14/chartex" xmlns:mc="http://schemas.openxmlformats.org/markup-compatibility/2006" xmlns:aink="http://schemas.microsoft.com/office/drawing/2016/ink" xmlns:am3d="http://schemas.microsoft.com/office/drawing/2017/model3d" xmlns:o="urn:schemas-microsoft-com:office:office" xmlns:oel="http://schemas.microsoft.com/office/2019/extlst" xmlns:r="http://schemas.openxmlformats.org/officeDocument/2006/relationships" xmlns:m="http://schemas.openxmlformats.org/officeDocument/2006/math" xmlns:v="urn:schemas-microsoft-com:vml" xmlns:wp14="http://schemas.microsoft.com/office/word/2010/wordprocessingDrawing" xmlns:wp="http://schemas.openxmlformats.org/drawingml/2006/wordprocessingDrawing" xmlns:w10="urn:schemas-microsoft-com:office:word" xmlns:w="http://schemas.openxmlformats.org/wordprocessingml/2006/main" xmlns:w14="http://schemas.microsoft.com/office/word/2010/wordml" xmlns:w15="http://schemas.microsoft.com/office/word/2012/wordml" xmlns:w16cex="http://schemas.microsoft.com/office/word/2018/wordml/cex" xmlns:w16cid="http://schemas.microsoft.com/office/word/2016/wordml/cid" xmlns:w16="http://schemas.microsoft.com/office/word/2018/wordml" xmlns:w16du="http://schemas.microsoft.com/office/word/2023/wordml/word16du" xmlns:w16sdtdh="http://schemas.microsoft.com/office/word/2020/wordml/sdtdatahash" xmlns:w16sdtfl="http://schemas.microsoft.com/office/word/2024/wordml/sdtformatlock" xmlns:w16se="http://schemas.microsoft.com/office/word/2015/wordml/symex" xmlns:wpg="http://schemas.microsoft.com/office/word/2010/wordprocessingGroup" xmlns:wpi="http://schemas.microsoft.com/office/word/2010/wordprocessingInk" xmlns:wne="http://schemas.microsoft.com/office/word/2006/wordml" xmlns:wps="http://schemas.microsoft.com/office/word/2010/wordprocessingShape" mc:Ignorable="w14 w15 w16se w16cid w16 w16cex w16sdtdh w16sdtfl w16du wp14">
   <w:endnote w:type="separator" w:id="-1">
     <w:p>
       <w:pPr>
@@ -2773,7 +2788,7 @@
 </file>
 
 <file path=word/footer1.xml><?xml version="1.0" encoding="utf-8"?>
-<w:ftr xmlns:wpc="http://schemas.microsoft.com/office/word/2010/wordprocessingCanvas" xmlns:cx="http://schemas.microsoft.com/office/drawing/2014/chartex" xmlns:cx1="http://schemas.microsoft.com/office/drawing/2015/9/8/chartex" xmlns:cx2="http://schemas.microsoft.com/office/drawing/2015/10/21/chartex" xmlns:cx3="http://schemas.microsoft.com/office/drawing/2016/5/9/chartex" xmlns:cx4="http://schemas.microsoft.com/office/drawing/2016/5/10/chartex" xmlns:cx5="http://schemas.microsoft.com/office/drawing/2016/5/11/chartex" xmlns:cx6="http://schemas.microsoft.com/office/drawing/2016/5/12/chartex" xmlns:cx7="http://schemas.microsoft.com/office/drawing/2016/5/13/chartex" xmlns:cx8="http://schemas.microsoft.com/office/drawing/2016/5/14/chartex" xmlns:mc="http://schemas.openxmlformats.org/markup-compatibility/2006" xmlns:m="http://schemas.openxmlformats.org/officeDocument/2006/math" xmlns:aink="http://schemas.microsoft.com/office/drawing/2016/ink" xmlns:am3d="http://schemas.microsoft.com/office/drawing/2017/model3d" xmlns:oel="http://schemas.microsoft.com/office/2019/extlst" xmlns:r="http://schemas.openxmlformats.org/officeDocument/2006/relationships" xmlns:wp14="http://schemas.microsoft.com/office/word/2010/wordprocessingDrawing" xmlns:wp="http://schemas.openxmlformats.org/drawingml/2006/wordprocessingDrawing" xmlns:wpg="http://schemas.microsoft.com/office/word/2010/wordprocessingGroup" xmlns:wpi="http://schemas.microsoft.com/office/word/2010/wordprocessingInk" xmlns:wps="http://schemas.microsoft.com/office/word/2010/wordprocessingShape" xmlns:o="urn:schemas-microsoft-com:office:office" xmlns:v="urn:schemas-microsoft-com:vml" xmlns:w10="urn:schemas-microsoft-com:office:word" xmlns:w="http://schemas.openxmlformats.org/wordprocessingml/2006/main" xmlns:w14="http://schemas.microsoft.com/office/word/2010/wordml" xmlns:w15="http://schemas.microsoft.com/office/word/2012/wordml" xmlns:w16cex="http://schemas.microsoft.com/office/word/2018/wordml/cex" xmlns:w16cid="http://schemas.microsoft.com/office/word/2016/wordml/cid" xmlns:w16="http://schemas.microsoft.com/office/word/2018/wordml" xmlns:w16sdtdh="http://schemas.microsoft.com/office/word/2020/wordml/sdtdatahash" xmlns:w16sdtfl="http://schemas.microsoft.com/office/word/2024/wordml/sdtformatlock" xmlns:w16se="http://schemas.microsoft.com/office/word/2015/wordml/symex" xmlns:w16du="http://schemas.microsoft.com/office/word/2023/wordml/word16du" xmlns:wne="http://schemas.microsoft.com/office/word/2006/wordml" mc:Ignorable="w14 w15 w16se w16cid w16 w16cex w16sdtdh w16sdtfl w16du wp14">
+<w:ftr xmlns:wpc="http://schemas.microsoft.com/office/word/2010/wordprocessingCanvas" xmlns:cx="http://schemas.microsoft.com/office/drawing/2014/chartex" xmlns:cx1="http://schemas.microsoft.com/office/drawing/2015/9/8/chartex" xmlns:cx2="http://schemas.microsoft.com/office/drawing/2015/10/21/chartex" xmlns:cx3="http://schemas.microsoft.com/office/drawing/2016/5/9/chartex" xmlns:cx4="http://schemas.microsoft.com/office/drawing/2016/5/10/chartex" xmlns:cx5="http://schemas.microsoft.com/office/drawing/2016/5/11/chartex" xmlns:cx6="http://schemas.microsoft.com/office/drawing/2016/5/12/chartex" xmlns:cx7="http://schemas.microsoft.com/office/drawing/2016/5/13/chartex" xmlns:cx8="http://schemas.microsoft.com/office/drawing/2016/5/14/chartex" xmlns:mc="http://schemas.openxmlformats.org/markup-compatibility/2006" xmlns:aink="http://schemas.microsoft.com/office/drawing/2016/ink" xmlns:am3d="http://schemas.microsoft.com/office/drawing/2017/model3d" xmlns:o="urn:schemas-microsoft-com:office:office" xmlns:oel="http://schemas.microsoft.com/office/2019/extlst" xmlns:r="http://schemas.openxmlformats.org/officeDocument/2006/relationships" xmlns:m="http://schemas.openxmlformats.org/officeDocument/2006/math" xmlns:v="urn:schemas-microsoft-com:vml" xmlns:wp14="http://schemas.microsoft.com/office/word/2010/wordprocessingDrawing" xmlns:wp="http://schemas.openxmlformats.org/drawingml/2006/wordprocessingDrawing" xmlns:w10="urn:schemas-microsoft-com:office:word" xmlns:w="http://schemas.openxmlformats.org/wordprocessingml/2006/main" xmlns:w14="http://schemas.microsoft.com/office/word/2010/wordml" xmlns:w15="http://schemas.microsoft.com/office/word/2012/wordml" xmlns:w16cex="http://schemas.microsoft.com/office/word/2018/wordml/cex" xmlns:w16cid="http://schemas.microsoft.com/office/word/2016/wordml/cid" xmlns:w16="http://schemas.microsoft.com/office/word/2018/wordml" xmlns:w16du="http://schemas.microsoft.com/office/word/2023/wordml/word16du" xmlns:w16sdtdh="http://schemas.microsoft.com/office/word/2020/wordml/sdtdatahash" xmlns:w16sdtfl="http://schemas.microsoft.com/office/word/2024/wordml/sdtformatlock" xmlns:w16se="http://schemas.microsoft.com/office/word/2015/wordml/symex" xmlns:wpg="http://schemas.microsoft.com/office/word/2010/wordprocessingGroup" xmlns:wpi="http://schemas.microsoft.com/office/word/2010/wordprocessingInk" xmlns:wne="http://schemas.microsoft.com/office/word/2006/wordml" xmlns:wps="http://schemas.microsoft.com/office/word/2010/wordprocessingShape" mc:Ignorable="w14 w15 w16se w16cid w16 w16cex w16sdtdh w16sdtfl w16du wp14">
   <w:sdt>
     <w:sdtPr>
       <w:id w:val="14532529"/>
@@ -2801,13 +2816,7 @@
           <w:rPr>
             <w:noProof/>
           </w:rPr>
-          <w:t>1</w:t>
-        </w:r>
-        <w:r>
-          <w:rPr>
-            <w:noProof/>
-          </w:rPr>
-          <w:t>3</w:t>
+          <w:t>13</w:t>
         </w:r>
         <w:r>
           <w:rPr>
@@ -2827,7 +2836,7 @@
 </file>
 
 <file path=word/footnotes.xml><?xml version="1.0" encoding="utf-8"?>
-<w:footnotes xmlns:wpc="http://schemas.microsoft.com/office/word/2010/wordprocessingCanvas" xmlns:cx="http://schemas.microsoft.com/office/drawing/2014/chartex" xmlns:cx1="http://schemas.microsoft.com/office/drawing/2015/9/8/chartex" xmlns:cx2="http://schemas.microsoft.com/office/drawing/2015/10/21/chartex" xmlns:cx3="http://schemas.microsoft.com/office/drawing/2016/5/9/chartex" xmlns:cx4="http://schemas.microsoft.com/office/drawing/2016/5/10/chartex" xmlns:cx5="http://schemas.microsoft.com/office/drawing/2016/5/11/chartex" xmlns:cx6="http://schemas.microsoft.com/office/drawing/2016/5/12/chartex" xmlns:cx7="http://schemas.microsoft.com/office/drawing/2016/5/13/chartex" xmlns:cx8="http://schemas.microsoft.com/office/drawing/2016/5/14/chartex" xmlns:mc="http://schemas.openxmlformats.org/markup-compatibility/2006" xmlns:m="http://schemas.openxmlformats.org/officeDocument/2006/math" xmlns:aink="http://schemas.microsoft.com/office/drawing/2016/ink" xmlns:am3d="http://schemas.microsoft.com/office/drawing/2017/model3d" xmlns:oel="http://schemas.microsoft.com/office/2019/extlst" xmlns:r="http://schemas.openxmlformats.org/officeDocument/2006/relationships" xmlns:wp14="http://schemas.microsoft.com/office/word/2010/wordprocessingDrawing" xmlns:wp="http://schemas.openxmlformats.org/drawingml/2006/wordprocessingDrawing" xmlns:wpg="http://schemas.microsoft.com/office/word/2010/wordprocessingGroup" xmlns:wpi="http://schemas.microsoft.com/office/word/2010/wordprocessingInk" xmlns:wps="http://schemas.microsoft.com/office/word/2010/wordprocessingShape" xmlns:o="urn:schemas-microsoft-com:office:office" xmlns:v="urn:schemas-microsoft-com:vml" xmlns:w10="urn:schemas-microsoft-com:office:word" xmlns:w="http://schemas.openxmlformats.org/wordprocessingml/2006/main" xmlns:w14="http://schemas.microsoft.com/office/word/2010/wordml" xmlns:w15="http://schemas.microsoft.com/office/word/2012/wordml" xmlns:w16cex="http://schemas.microsoft.com/office/word/2018/wordml/cex" xmlns:w16cid="http://schemas.microsoft.com/office/word/2016/wordml/cid" xmlns:w16="http://schemas.microsoft.com/office/word/2018/wordml" xmlns:w16sdtdh="http://schemas.microsoft.com/office/word/2020/wordml/sdtdatahash" xmlns:w16sdtfl="http://schemas.microsoft.com/office/word/2024/wordml/sdtformatlock" xmlns:w16se="http://schemas.microsoft.com/office/word/2015/wordml/symex" xmlns:w16du="http://schemas.microsoft.com/office/word/2023/wordml/word16du" xmlns:wne="http://schemas.microsoft.com/office/word/2006/wordml" mc:Ignorable="w14 w15 w16se w16cid w16 w16cex w16sdtdh w16sdtfl w16du wp14">
+<w:footnotes xmlns:wpc="http://schemas.microsoft.com/office/word/2010/wordprocessingCanvas" xmlns:cx="http://schemas.microsoft.com/office/drawing/2014/chartex" xmlns:cx1="http://schemas.microsoft.com/office/drawing/2015/9/8/chartex" xmlns:cx2="http://schemas.microsoft.com/office/drawing/2015/10/21/chartex" xmlns:cx3="http://schemas.microsoft.com/office/drawing/2016/5/9/chartex" xmlns:cx4="http://schemas.microsoft.com/office/drawing/2016/5/10/chartex" xmlns:cx5="http://schemas.microsoft.com/office/drawing/2016/5/11/chartex" xmlns:cx6="http://schemas.microsoft.com/office/drawing/2016/5/12/chartex" xmlns:cx7="http://schemas.microsoft.com/office/drawing/2016/5/13/chartex" xmlns:cx8="http://schemas.microsoft.com/office/drawing/2016/5/14/chartex" xmlns:mc="http://schemas.openxmlformats.org/markup-compatibility/2006" xmlns:aink="http://schemas.microsoft.com/office/drawing/2016/ink" xmlns:am3d="http://schemas.microsoft.com/office/drawing/2017/model3d" xmlns:o="urn:schemas-microsoft-com:office:office" xmlns:oel="http://schemas.microsoft.com/office/2019/extlst" xmlns:r="http://schemas.openxmlformats.org/officeDocument/2006/relationships" xmlns:m="http://schemas.openxmlformats.org/officeDocument/2006/math" xmlns:v="urn:schemas-microsoft-com:vml" xmlns:wp14="http://schemas.microsoft.com/office/word/2010/wordprocessingDrawing" xmlns:wp="http://schemas.openxmlformats.org/drawingml/2006/wordprocessingDrawing" xmlns:w10="urn:schemas-microsoft-com:office:word" xmlns:w="http://schemas.openxmlformats.org/wordprocessingml/2006/main" xmlns:w14="http://schemas.microsoft.com/office/word/2010/wordml" xmlns:w15="http://schemas.microsoft.com/office/word/2012/wordml" xmlns:w16cex="http://schemas.microsoft.com/office/word/2018/wordml/cex" xmlns:w16cid="http://schemas.microsoft.com/office/word/2016/wordml/cid" xmlns:w16="http://schemas.microsoft.com/office/word/2018/wordml" xmlns:w16du="http://schemas.microsoft.com/office/word/2023/wordml/word16du" xmlns:w16sdtdh="http://schemas.microsoft.com/office/word/2020/wordml/sdtdatahash" xmlns:w16sdtfl="http://schemas.microsoft.com/office/word/2024/wordml/sdtformatlock" xmlns:w16se="http://schemas.microsoft.com/office/word/2015/wordml/symex" xmlns:wpg="http://schemas.microsoft.com/office/word/2010/wordprocessingGroup" xmlns:wpi="http://schemas.microsoft.com/office/word/2010/wordprocessingInk" xmlns:wne="http://schemas.microsoft.com/office/word/2006/wordml" xmlns:wps="http://schemas.microsoft.com/office/word/2010/wordprocessingShape" mc:Ignorable="w14 w15 w16se w16cid w16 w16cex w16sdtdh w16sdtfl w16du wp14">
   <w:footnote w:type="separator" w:id="-1">
     <w:p>
       <w:pPr>
@@ -2852,7 +2861,7 @@
 </file>
 
 <file path=word/header1.xml><?xml version="1.0" encoding="utf-8"?>
-<w:hdr xmlns:wpc="http://schemas.microsoft.com/office/word/2010/wordprocessingCanvas" xmlns:cx="http://schemas.microsoft.com/office/drawing/2014/chartex" xmlns:cx1="http://schemas.microsoft.com/office/drawing/2015/9/8/chartex" xmlns:cx2="http://schemas.microsoft.com/office/drawing/2015/10/21/chartex" xmlns:cx3="http://schemas.microsoft.com/office/drawing/2016/5/9/chartex" xmlns:cx4="http://schemas.microsoft.com/office/drawing/2016/5/10/chartex" xmlns:cx5="http://schemas.microsoft.com/office/drawing/2016/5/11/chartex" xmlns:cx6="http://schemas.microsoft.com/office/drawing/2016/5/12/chartex" xmlns:cx7="http://schemas.microsoft.com/office/drawing/2016/5/13/chartex" xmlns:cx8="http://schemas.microsoft.com/office/drawing/2016/5/14/chartex" xmlns:mc="http://schemas.openxmlformats.org/markup-compatibility/2006" xmlns:m="http://schemas.openxmlformats.org/officeDocument/2006/math" xmlns:aink="http://schemas.microsoft.com/office/drawing/2016/ink" xmlns:am3d="http://schemas.microsoft.com/office/drawing/2017/model3d" xmlns:oel="http://schemas.microsoft.com/office/2019/extlst" xmlns:r="http://schemas.openxmlformats.org/officeDocument/2006/relationships" xmlns:wp14="http://schemas.microsoft.com/office/word/2010/wordprocessingDrawing" xmlns:wp="http://schemas.openxmlformats.org/drawingml/2006/wordprocessingDrawing" xmlns:wpg="http://schemas.microsoft.com/office/word/2010/wordprocessingGroup" xmlns:wpi="http://schemas.microsoft.com/office/word/2010/wordprocessingInk" xmlns:wps="http://schemas.microsoft.com/office/word/2010/wordprocessingShape" xmlns:o="urn:schemas-microsoft-com:office:office" xmlns:v="urn:schemas-microsoft-com:vml" xmlns:w10="urn:schemas-microsoft-com:office:word" xmlns:w="http://schemas.openxmlformats.org/wordprocessingml/2006/main" xmlns:w14="http://schemas.microsoft.com/office/word/2010/wordml" xmlns:w15="http://schemas.microsoft.com/office/word/2012/wordml" xmlns:w16cex="http://schemas.microsoft.com/office/word/2018/wordml/cex" xmlns:w16cid="http://schemas.microsoft.com/office/word/2016/wordml/cid" xmlns:w16="http://schemas.microsoft.com/office/word/2018/wordml" xmlns:w16sdtdh="http://schemas.microsoft.com/office/word/2020/wordml/sdtdatahash" xmlns:w16sdtfl="http://schemas.microsoft.com/office/word/2024/wordml/sdtformatlock" xmlns:w16se="http://schemas.microsoft.com/office/word/2015/wordml/symex" xmlns:w16du="http://schemas.microsoft.com/office/word/2023/wordml/word16du" xmlns:wne="http://schemas.microsoft.com/office/word/2006/wordml" mc:Ignorable="w14 w15 w16se w16cid w16 w16cex w16sdtdh w16sdtfl w16du wp14">
+<w:hdr xmlns:wpc="http://schemas.microsoft.com/office/word/2010/wordprocessingCanvas" xmlns:cx="http://schemas.microsoft.com/office/drawing/2014/chartex" xmlns:cx1="http://schemas.microsoft.com/office/drawing/2015/9/8/chartex" xmlns:cx2="http://schemas.microsoft.com/office/drawing/2015/10/21/chartex" xmlns:cx3="http://schemas.microsoft.com/office/drawing/2016/5/9/chartex" xmlns:cx4="http://schemas.microsoft.com/office/drawing/2016/5/10/chartex" xmlns:cx5="http://schemas.microsoft.com/office/drawing/2016/5/11/chartex" xmlns:cx6="http://schemas.microsoft.com/office/drawing/2016/5/12/chartex" xmlns:cx7="http://schemas.microsoft.com/office/drawing/2016/5/13/chartex" xmlns:cx8="http://schemas.microsoft.com/office/drawing/2016/5/14/chartex" xmlns:mc="http://schemas.openxmlformats.org/markup-compatibility/2006" xmlns:aink="http://schemas.microsoft.com/office/drawing/2016/ink" xmlns:am3d="http://schemas.microsoft.com/office/drawing/2017/model3d" xmlns:o="urn:schemas-microsoft-com:office:office" xmlns:oel="http://schemas.microsoft.com/office/2019/extlst" xmlns:r="http://schemas.openxmlformats.org/officeDocument/2006/relationships" xmlns:m="http://schemas.openxmlformats.org/officeDocument/2006/math" xmlns:v="urn:schemas-microsoft-com:vml" xmlns:wp14="http://schemas.microsoft.com/office/word/2010/wordprocessingDrawing" xmlns:wp="http://schemas.openxmlformats.org/drawingml/2006/wordprocessingDrawing" xmlns:w10="urn:schemas-microsoft-com:office:word" xmlns:w="http://schemas.openxmlformats.org/wordprocessingml/2006/main" xmlns:w14="http://schemas.microsoft.com/office/word/2010/wordml" xmlns:w15="http://schemas.microsoft.com/office/word/2012/wordml" xmlns:w16cex="http://schemas.microsoft.com/office/word/2018/wordml/cex" xmlns:w16cid="http://schemas.microsoft.com/office/word/2016/wordml/cid" xmlns:w16="http://schemas.microsoft.com/office/word/2018/wordml" xmlns:w16du="http://schemas.microsoft.com/office/word/2023/wordml/word16du" xmlns:w16sdtdh="http://schemas.microsoft.com/office/word/2020/wordml/sdtdatahash" xmlns:w16sdtfl="http://schemas.microsoft.com/office/word/2024/wordml/sdtformatlock" xmlns:w16se="http://schemas.microsoft.com/office/word/2015/wordml/symex" xmlns:wpg="http://schemas.microsoft.com/office/word/2010/wordprocessingGroup" xmlns:wpi="http://schemas.microsoft.com/office/word/2010/wordprocessingInk" xmlns:wne="http://schemas.microsoft.com/office/word/2006/wordml" xmlns:wps="http://schemas.microsoft.com/office/word/2010/wordprocessingShape" mc:Ignorable="w14 w15 w16se w16cid w16 w16cex w16sdtdh w16sdtfl w16du wp14">
   <w:p>
     <w:pPr>
       <w:pStyle w:val="Encabezado"/>
@@ -2967,7 +2976,7 @@
 </file>
 
 <file path=word/header2.xml><?xml version="1.0" encoding="utf-8"?>
-<w:hdr xmlns:wpc="http://schemas.microsoft.com/office/word/2010/wordprocessingCanvas" xmlns:cx="http://schemas.microsoft.com/office/drawing/2014/chartex" xmlns:cx1="http://schemas.microsoft.com/office/drawing/2015/9/8/chartex" xmlns:cx2="http://schemas.microsoft.com/office/drawing/2015/10/21/chartex" xmlns:cx3="http://schemas.microsoft.com/office/drawing/2016/5/9/chartex" xmlns:cx4="http://schemas.microsoft.com/office/drawing/2016/5/10/chartex" xmlns:cx5="http://schemas.microsoft.com/office/drawing/2016/5/11/chartex" xmlns:cx6="http://schemas.microsoft.com/office/drawing/2016/5/12/chartex" xmlns:cx7="http://schemas.microsoft.com/office/drawing/2016/5/13/chartex" xmlns:cx8="http://schemas.microsoft.com/office/drawing/2016/5/14/chartex" xmlns:mc="http://schemas.openxmlformats.org/markup-compatibility/2006" xmlns:m="http://schemas.openxmlformats.org/officeDocument/2006/math" xmlns:aink="http://schemas.microsoft.com/office/drawing/2016/ink" xmlns:am3d="http://schemas.microsoft.com/office/drawing/2017/model3d" xmlns:oel="http://schemas.microsoft.com/office/2019/extlst" xmlns:r="http://schemas.openxmlformats.org/officeDocument/2006/relationships" xmlns:wp14="http://schemas.microsoft.com/office/word/2010/wordprocessingDrawing" xmlns:wp="http://schemas.openxmlformats.org/drawingml/2006/wordprocessingDrawing" xmlns:wpg="http://schemas.microsoft.com/office/word/2010/wordprocessingGroup" xmlns:wpi="http://schemas.microsoft.com/office/word/2010/wordprocessingInk" xmlns:wps="http://schemas.microsoft.com/office/word/2010/wordprocessingShape" xmlns:o="urn:schemas-microsoft-com:office:office" xmlns:v="urn:schemas-microsoft-com:vml" xmlns:w10="urn:schemas-microsoft-com:office:word" xmlns:w="http://schemas.openxmlformats.org/wordprocessingml/2006/main" xmlns:w14="http://schemas.microsoft.com/office/word/2010/wordml" xmlns:w15="http://schemas.microsoft.com/office/word/2012/wordml" xmlns:w16cex="http://schemas.microsoft.com/office/word/2018/wordml/cex" xmlns:w16cid="http://schemas.microsoft.com/office/word/2016/wordml/cid" xmlns:w16="http://schemas.microsoft.com/office/word/2018/wordml" xmlns:w16sdtdh="http://schemas.microsoft.com/office/word/2020/wordml/sdtdatahash" xmlns:w16sdtfl="http://schemas.microsoft.com/office/word/2024/wordml/sdtformatlock" xmlns:w16se="http://schemas.microsoft.com/office/word/2015/wordml/symex" xmlns:w16du="http://schemas.microsoft.com/office/word/2023/wordml/word16du" xmlns:wne="http://schemas.microsoft.com/office/word/2006/wordml" mc:Ignorable="w14 w15 w16se w16cid w16 w16cex w16sdtdh w16sdtfl w16du wp14">
+<w:hdr xmlns:wpc="http://schemas.microsoft.com/office/word/2010/wordprocessingCanvas" xmlns:cx="http://schemas.microsoft.com/office/drawing/2014/chartex" xmlns:cx1="http://schemas.microsoft.com/office/drawing/2015/9/8/chartex" xmlns:cx2="http://schemas.microsoft.com/office/drawing/2015/10/21/chartex" xmlns:cx3="http://schemas.microsoft.com/office/drawing/2016/5/9/chartex" xmlns:cx4="http://schemas.microsoft.com/office/drawing/2016/5/10/chartex" xmlns:cx5="http://schemas.microsoft.com/office/drawing/2016/5/11/chartex" xmlns:cx6="http://schemas.microsoft.com/office/drawing/2016/5/12/chartex" xmlns:cx7="http://schemas.microsoft.com/office/drawing/2016/5/13/chartex" xmlns:cx8="http://schemas.microsoft.com/office/drawing/2016/5/14/chartex" xmlns:mc="http://schemas.openxmlformats.org/markup-compatibility/2006" xmlns:aink="http://schemas.microsoft.com/office/drawing/2016/ink" xmlns:am3d="http://schemas.microsoft.com/office/drawing/2017/model3d" xmlns:o="urn:schemas-microsoft-com:office:office" xmlns:oel="http://schemas.microsoft.com/office/2019/extlst" xmlns:r="http://schemas.openxmlformats.org/officeDocument/2006/relationships" xmlns:m="http://schemas.openxmlformats.org/officeDocument/2006/math" xmlns:v="urn:schemas-microsoft-com:vml" xmlns:wp14="http://schemas.microsoft.com/office/word/2010/wordprocessingDrawing" xmlns:wp="http://schemas.openxmlformats.org/drawingml/2006/wordprocessingDrawing" xmlns:w10="urn:schemas-microsoft-com:office:word" xmlns:w="http://schemas.openxmlformats.org/wordprocessingml/2006/main" xmlns:w14="http://schemas.microsoft.com/office/word/2010/wordml" xmlns:w15="http://schemas.microsoft.com/office/word/2012/wordml" xmlns:w16cex="http://schemas.microsoft.com/office/word/2018/wordml/cex" xmlns:w16cid="http://schemas.microsoft.com/office/word/2016/wordml/cid" xmlns:w16="http://schemas.microsoft.com/office/word/2018/wordml" xmlns:w16du="http://schemas.microsoft.com/office/word/2023/wordml/word16du" xmlns:w16sdtdh="http://schemas.microsoft.com/office/word/2020/wordml/sdtdatahash" xmlns:w16sdtfl="http://schemas.microsoft.com/office/word/2024/wordml/sdtformatlock" xmlns:w16se="http://schemas.microsoft.com/office/word/2015/wordml/symex" xmlns:wpg="http://schemas.microsoft.com/office/word/2010/wordprocessingGroup" xmlns:wpi="http://schemas.microsoft.com/office/word/2010/wordprocessingInk" xmlns:wne="http://schemas.microsoft.com/office/word/2006/wordml" xmlns:wps="http://schemas.microsoft.com/office/word/2010/wordprocessingShape" mc:Ignorable="w14 w15 w16se w16cid w16 w16cex w16sdtdh w16sdtfl w16du wp14">
   <w:p>
     <w:pPr>
       <w:pStyle w:val="Encabezado"/>
@@ -3019,7 +3028,7 @@
 </file>
 
 <file path=word/numbering.xml><?xml version="1.0" encoding="utf-8"?>
-<w:numbering xmlns:wpc="http://schemas.microsoft.com/office/word/2010/wordprocessingCanvas" xmlns:cx="http://schemas.microsoft.com/office/drawing/2014/chartex" xmlns:cx1="http://schemas.microsoft.com/office/drawing/2015/9/8/chartex" xmlns:cx2="http://schemas.microsoft.com/office/drawing/2015/10/21/chartex" xmlns:cx3="http://schemas.microsoft.com/office/drawing/2016/5/9/chartex" xmlns:cx4="http://schemas.microsoft.com/office/drawing/2016/5/10/chartex" xmlns:cx5="http://schemas.microsoft.com/office/drawing/2016/5/11/chartex" xmlns:cx6="http://schemas.microsoft.com/office/drawing/2016/5/12/chartex" xmlns:cx7="http://schemas.microsoft.com/office/drawing/2016/5/13/chartex" xmlns:cx8="http://schemas.microsoft.com/office/drawing/2016/5/14/chartex" xmlns:mc="http://schemas.openxmlformats.org/markup-compatibility/2006" xmlns:m="http://schemas.openxmlformats.org/officeDocument/2006/math" xmlns:aink="http://schemas.microsoft.com/office/drawing/2016/ink" xmlns:am3d="http://schemas.microsoft.com/office/drawing/2017/model3d" xmlns:oel="http://schemas.microsoft.com/office/2019/extlst" xmlns:r="http://schemas.openxmlformats.org/officeDocument/2006/relationships" xmlns:wp14="http://schemas.microsoft.com/office/word/2010/wordprocessingDrawing" xmlns:wp="http://schemas.openxmlformats.org/drawingml/2006/wordprocessingDrawing" xmlns:wpg="http://schemas.microsoft.com/office/word/2010/wordprocessingGroup" xmlns:wpi="http://schemas.microsoft.com/office/word/2010/wordprocessingInk" xmlns:wps="http://schemas.microsoft.com/office/word/2010/wordprocessingShape" xmlns:o="urn:schemas-microsoft-com:office:office" xmlns:v="urn:schemas-microsoft-com:vml" xmlns:w10="urn:schemas-microsoft-com:office:word" xmlns:w="http://schemas.openxmlformats.org/wordprocessingml/2006/main" xmlns:w14="http://schemas.microsoft.com/office/word/2010/wordml" xmlns:w15="http://schemas.microsoft.com/office/word/2012/wordml" xmlns:w16cex="http://schemas.microsoft.com/office/word/2018/wordml/cex" xmlns:w16cid="http://schemas.microsoft.com/office/word/2016/wordml/cid" xmlns:w16="http://schemas.microsoft.com/office/word/2018/wordml" xmlns:w16sdtdh="http://schemas.microsoft.com/office/word/2020/wordml/sdtdatahash" xmlns:w16sdtfl="http://schemas.microsoft.com/office/word/2024/wordml/sdtformatlock" xmlns:w16se="http://schemas.microsoft.com/office/word/2015/wordml/symex" xmlns:w16du="http://schemas.microsoft.com/office/word/2023/wordml/word16du" xmlns:wne="http://schemas.microsoft.com/office/word/2006/wordml" mc:Ignorable="w14 w15 w16se w16cid w16 w16cex w16sdtdh w16sdtfl w16du wp14">
+<w:numbering xmlns:wpc="http://schemas.microsoft.com/office/word/2010/wordprocessingCanvas" xmlns:cx="http://schemas.microsoft.com/office/drawing/2014/chartex" xmlns:cx1="http://schemas.microsoft.com/office/drawing/2015/9/8/chartex" xmlns:cx2="http://schemas.microsoft.com/office/drawing/2015/10/21/chartex" xmlns:cx3="http://schemas.microsoft.com/office/drawing/2016/5/9/chartex" xmlns:cx4="http://schemas.microsoft.com/office/drawing/2016/5/10/chartex" xmlns:cx5="http://schemas.microsoft.com/office/drawing/2016/5/11/chartex" xmlns:cx6="http://schemas.microsoft.com/office/drawing/2016/5/12/chartex" xmlns:cx7="http://schemas.microsoft.com/office/drawing/2016/5/13/chartex" xmlns:cx8="http://schemas.microsoft.com/office/drawing/2016/5/14/chartex" xmlns:mc="http://schemas.openxmlformats.org/markup-compatibility/2006" xmlns:aink="http://schemas.microsoft.com/office/drawing/2016/ink" xmlns:am3d="http://schemas.microsoft.com/office/drawing/2017/model3d" xmlns:o="urn:schemas-microsoft-com:office:office" xmlns:oel="http://schemas.microsoft.com/office/2019/extlst" xmlns:r="http://schemas.openxmlformats.org/officeDocument/2006/relationships" xmlns:m="http://schemas.openxmlformats.org/officeDocument/2006/math" xmlns:v="urn:schemas-microsoft-com:vml" xmlns:wp14="http://schemas.microsoft.com/office/word/2010/wordprocessingDrawing" xmlns:wp="http://schemas.openxmlformats.org/drawingml/2006/wordprocessingDrawing" xmlns:w10="urn:schemas-microsoft-com:office:word" xmlns:w="http://schemas.openxmlformats.org/wordprocessingml/2006/main" xmlns:w14="http://schemas.microsoft.com/office/word/2010/wordml" xmlns:w15="http://schemas.microsoft.com/office/word/2012/wordml" xmlns:w16cex="http://schemas.microsoft.com/office/word/2018/wordml/cex" xmlns:w16cid="http://schemas.microsoft.com/office/word/2016/wordml/cid" xmlns:w16="http://schemas.microsoft.com/office/word/2018/wordml" xmlns:w16du="http://schemas.microsoft.com/office/word/2023/wordml/word16du" xmlns:w16sdtdh="http://schemas.microsoft.com/office/word/2020/wordml/sdtdatahash" xmlns:w16sdtfl="http://schemas.microsoft.com/office/word/2024/wordml/sdtformatlock" xmlns:w16se="http://schemas.microsoft.com/office/word/2015/wordml/symex" xmlns:wpg="http://schemas.microsoft.com/office/word/2010/wordprocessingGroup" xmlns:wpi="http://schemas.microsoft.com/office/word/2010/wordprocessingInk" xmlns:wne="http://schemas.microsoft.com/office/word/2006/wordml" xmlns:wps="http://schemas.microsoft.com/office/word/2010/wordprocessingShape" mc:Ignorable="w14 w15 w16se w16cid w16 w16cex w16sdtdh w16sdtfl w16du wp14">
   <w:abstractNum w:abstractNumId="0" w15:restartNumberingAfterBreak="0">
     <w:nsid w:val="042A6B37"/>
     <w:multiLevelType w:val="hybridMultilevel"/>
@@ -4462,7 +4471,7 @@
 </file>
 
 <file path=word/styles.xml><?xml version="1.0" encoding="utf-8"?>
-<w:styles xmlns:mc="http://schemas.openxmlformats.org/markup-compatibility/2006" xmlns:r="http://schemas.openxmlformats.org/officeDocument/2006/relationships" xmlns:w="http://schemas.openxmlformats.org/wordprocessingml/2006/main" xmlns:w14="http://schemas.microsoft.com/office/word/2010/wordml" xmlns:w15="http://schemas.microsoft.com/office/word/2012/wordml" xmlns:w16cex="http://schemas.microsoft.com/office/word/2018/wordml/cex" xmlns:w16cid="http://schemas.microsoft.com/office/word/2016/wordml/cid" xmlns:w16="http://schemas.microsoft.com/office/word/2018/wordml" xmlns:w16sdtdh="http://schemas.microsoft.com/office/word/2020/wordml/sdtdatahash" xmlns:w16sdtfl="http://schemas.microsoft.com/office/word/2024/wordml/sdtformatlock" xmlns:w16se="http://schemas.microsoft.com/office/word/2015/wordml/symex" xmlns:w16du="http://schemas.microsoft.com/office/word/2023/wordml/word16du" mc:Ignorable="w14 w15 w16se w16cid w16 w16cex w16sdtdh w16sdtfl w16du">
+<w:styles xmlns:mc="http://schemas.openxmlformats.org/markup-compatibility/2006" xmlns:r="http://schemas.openxmlformats.org/officeDocument/2006/relationships" xmlns:w="http://schemas.openxmlformats.org/wordprocessingml/2006/main" xmlns:w14="http://schemas.microsoft.com/office/word/2010/wordml" xmlns:w15="http://schemas.microsoft.com/office/word/2012/wordml" xmlns:w16cex="http://schemas.microsoft.com/office/word/2018/wordml/cex" xmlns:w16cid="http://schemas.microsoft.com/office/word/2016/wordml/cid" xmlns:w16="http://schemas.microsoft.com/office/word/2018/wordml" xmlns:w16du="http://schemas.microsoft.com/office/word/2023/wordml/word16du" xmlns:w16sdtdh="http://schemas.microsoft.com/office/word/2020/wordml/sdtdatahash" xmlns:w16sdtfl="http://schemas.microsoft.com/office/word/2024/wordml/sdtformatlock" xmlns:w16se="http://schemas.microsoft.com/office/word/2015/wordml/symex" mc:Ignorable="w14 w15 w16se w16cid w16 w16cex w16sdtdh w16sdtfl w16du">
   <w:docDefaults>
     <w:rPrDefault>
       <w:rPr>
@@ -5675,11 +5684,28 @@
       <w:szCs w:val="21"/>
     </w:rPr>
   </w:style>
+  <w:style w:type="paragraph" w:styleId="NormalWeb">
+    <w:name w:val="Normal (Web)"/>
+    <w:basedOn w:val="Normal"/>
+    <w:uiPriority w:val="99"/>
+    <w:semiHidden/>
+    <w:unhideWhenUsed/>
+    <w:rsid w:val="00F76B6E"/>
+    <w:pPr>
+      <w:spacing w:before="100" w:beforeAutospacing="1" w:after="100" w:afterAutospacing="1" w:line="240" w:lineRule="auto"/>
+    </w:pPr>
+    <w:rPr>
+      <w:rFonts w:ascii="Times New Roman" w:eastAsia="Times New Roman" w:hAnsi="Times New Roman" w:cs="Times New Roman"/>
+      <w:sz w:val="24"/>
+      <w:szCs w:val="24"/>
+      <w:lang w:val="es-CL" w:eastAsia="es-CL"/>
+    </w:rPr>
+  </w:style>
 </w:styles>
 </file>
 
 <file path=word/glossary/document.xml><?xml version="1.0" encoding="utf-8"?>
-<w:glossaryDocument xmlns:wpc="http://schemas.microsoft.com/office/word/2010/wordprocessingCanvas" xmlns:cx="http://schemas.microsoft.com/office/drawing/2014/chartex" xmlns:cx1="http://schemas.microsoft.com/office/drawing/2015/9/8/chartex" xmlns:cx2="http://schemas.microsoft.com/office/drawing/2015/10/21/chartex" xmlns:cx3="http://schemas.microsoft.com/office/drawing/2016/5/9/chartex" xmlns:cx4="http://schemas.microsoft.com/office/drawing/2016/5/10/chartex" xmlns:cx5="http://schemas.microsoft.com/office/drawing/2016/5/11/chartex" xmlns:cx6="http://schemas.microsoft.com/office/drawing/2016/5/12/chartex" xmlns:cx7="http://schemas.microsoft.com/office/drawing/2016/5/13/chartex" xmlns:cx8="http://schemas.microsoft.com/office/drawing/2016/5/14/chartex" xmlns:mc="http://schemas.openxmlformats.org/markup-compatibility/2006" xmlns:m="http://schemas.openxmlformats.org/officeDocument/2006/math" xmlns:aink="http://schemas.microsoft.com/office/drawing/2016/ink" xmlns:am3d="http://schemas.microsoft.com/office/drawing/2017/model3d" xmlns:oel="http://schemas.microsoft.com/office/2019/extlst" xmlns:r="http://schemas.openxmlformats.org/officeDocument/2006/relationships" xmlns:wp14="http://schemas.microsoft.com/office/word/2010/wordprocessingDrawing" xmlns:wp="http://schemas.openxmlformats.org/drawingml/2006/wordprocessingDrawing" xmlns:wpg="http://schemas.microsoft.com/office/word/2010/wordprocessingGroup" xmlns:wpi="http://schemas.microsoft.com/office/word/2010/wordprocessingInk" xmlns:wps="http://schemas.microsoft.com/office/word/2010/wordprocessingShape" xmlns:o="urn:schemas-microsoft-com:office:office" xmlns:v="urn:schemas-microsoft-com:vml" xmlns:w10="urn:schemas-microsoft-com:office:word" xmlns:w="http://schemas.openxmlformats.org/wordprocessingml/2006/main" xmlns:w14="http://schemas.microsoft.com/office/word/2010/wordml" xmlns:w15="http://schemas.microsoft.com/office/word/2012/wordml" xmlns:w16cex="http://schemas.microsoft.com/office/word/2018/wordml/cex" xmlns:w16cid="http://schemas.microsoft.com/office/word/2016/wordml/cid" xmlns:w16="http://schemas.microsoft.com/office/word/2018/wordml" xmlns:w16sdtdh="http://schemas.microsoft.com/office/word/2020/wordml/sdtdatahash" xmlns:w16sdtfl="http://schemas.microsoft.com/office/word/2024/wordml/sdtformatlock" xmlns:w16se="http://schemas.microsoft.com/office/word/2015/wordml/symex" xmlns:w16du="http://schemas.microsoft.com/office/word/2023/wordml/word16du" xmlns:wne="http://schemas.microsoft.com/office/word/2006/wordml" mc:Ignorable="w14 w15 w16se w16cid w16 w16cex w16sdtdh w16sdtfl w16du wp14">
+<w:glossaryDocument xmlns:wpc="http://schemas.microsoft.com/office/word/2010/wordprocessingCanvas" xmlns:cx="http://schemas.microsoft.com/office/drawing/2014/chartex" xmlns:cx1="http://schemas.microsoft.com/office/drawing/2015/9/8/chartex" xmlns:cx2="http://schemas.microsoft.com/office/drawing/2015/10/21/chartex" xmlns:cx3="http://schemas.microsoft.com/office/drawing/2016/5/9/chartex" xmlns:cx4="http://schemas.microsoft.com/office/drawing/2016/5/10/chartex" xmlns:cx5="http://schemas.microsoft.com/office/drawing/2016/5/11/chartex" xmlns:cx6="http://schemas.microsoft.com/office/drawing/2016/5/12/chartex" xmlns:cx7="http://schemas.microsoft.com/office/drawing/2016/5/13/chartex" xmlns:cx8="http://schemas.microsoft.com/office/drawing/2016/5/14/chartex" xmlns:mc="http://schemas.openxmlformats.org/markup-compatibility/2006" xmlns:aink="http://schemas.microsoft.com/office/drawing/2016/ink" xmlns:am3d="http://schemas.microsoft.com/office/drawing/2017/model3d" xmlns:o="urn:schemas-microsoft-com:office:office" xmlns:oel="http://schemas.microsoft.com/office/2019/extlst" xmlns:r="http://schemas.openxmlformats.org/officeDocument/2006/relationships" xmlns:m="http://schemas.openxmlformats.org/officeDocument/2006/math" xmlns:v="urn:schemas-microsoft-com:vml" xmlns:wp14="http://schemas.microsoft.com/office/word/2010/wordprocessingDrawing" xmlns:wp="http://schemas.openxmlformats.org/drawingml/2006/wordprocessingDrawing" xmlns:w10="urn:schemas-microsoft-com:office:word" xmlns:w="http://schemas.openxmlformats.org/wordprocessingml/2006/main" xmlns:w14="http://schemas.microsoft.com/office/word/2010/wordml" xmlns:w15="http://schemas.microsoft.com/office/word/2012/wordml" xmlns:w16cex="http://schemas.microsoft.com/office/word/2018/wordml/cex" xmlns:w16cid="http://schemas.microsoft.com/office/word/2016/wordml/cid" xmlns:w16="http://schemas.microsoft.com/office/word/2018/wordml" xmlns:w16du="http://schemas.microsoft.com/office/word/2023/wordml/word16du" xmlns:w16sdtdh="http://schemas.microsoft.com/office/word/2020/wordml/sdtdatahash" xmlns:w16sdtfl="http://schemas.microsoft.com/office/word/2024/wordml/sdtformatlock" xmlns:w16se="http://schemas.microsoft.com/office/word/2015/wordml/symex" xmlns:wpg="http://schemas.microsoft.com/office/word/2010/wordprocessingGroup" xmlns:wpi="http://schemas.microsoft.com/office/word/2010/wordprocessingInk" xmlns:wne="http://schemas.microsoft.com/office/word/2006/wordml" xmlns:wps="http://schemas.microsoft.com/office/word/2010/wordprocessingShape" mc:Ignorable="w14 w15 w16se w16cid w16 w16cex w16sdtdh w16sdtfl w16du wp14">
   <w:docParts>
     <w:docPart>
       <w:docPartPr>
@@ -5749,7 +5775,7 @@
 </file>
 
 <file path=word/glossary/fontTable.xml><?xml version="1.0" encoding="utf-8"?>
-<w:fonts xmlns:mc="http://schemas.openxmlformats.org/markup-compatibility/2006" xmlns:r="http://schemas.openxmlformats.org/officeDocument/2006/relationships" xmlns:w="http://schemas.openxmlformats.org/wordprocessingml/2006/main" xmlns:w14="http://schemas.microsoft.com/office/word/2010/wordml" xmlns:w15="http://schemas.microsoft.com/office/word/2012/wordml" xmlns:w16cex="http://schemas.microsoft.com/office/word/2018/wordml/cex" xmlns:w16cid="http://schemas.microsoft.com/office/word/2016/wordml/cid" xmlns:w16="http://schemas.microsoft.com/office/word/2018/wordml" xmlns:w16sdtdh="http://schemas.microsoft.com/office/word/2020/wordml/sdtdatahash" xmlns:w16sdtfl="http://schemas.microsoft.com/office/word/2024/wordml/sdtformatlock" xmlns:w16se="http://schemas.microsoft.com/office/word/2015/wordml/symex" xmlns:w16du="http://schemas.microsoft.com/office/word/2023/wordml/word16du" mc:Ignorable="w14 w15 w16se w16cid w16 w16cex w16sdtdh w16sdtfl w16du">
+<w:fonts xmlns:mc="http://schemas.openxmlformats.org/markup-compatibility/2006" xmlns:r="http://schemas.openxmlformats.org/officeDocument/2006/relationships" xmlns:w="http://schemas.openxmlformats.org/wordprocessingml/2006/main" xmlns:w14="http://schemas.microsoft.com/office/word/2010/wordml" xmlns:w15="http://schemas.microsoft.com/office/word/2012/wordml" xmlns:w16cex="http://schemas.microsoft.com/office/word/2018/wordml/cex" xmlns:w16cid="http://schemas.microsoft.com/office/word/2016/wordml/cid" xmlns:w16="http://schemas.microsoft.com/office/word/2018/wordml" xmlns:w16du="http://schemas.microsoft.com/office/word/2023/wordml/word16du" xmlns:w16sdtdh="http://schemas.microsoft.com/office/word/2020/wordml/sdtdatahash" xmlns:w16sdtfl="http://schemas.microsoft.com/office/word/2024/wordml/sdtformatlock" xmlns:w16se="http://schemas.microsoft.com/office/word/2015/wordml/symex" mc:Ignorable="w14 w15 w16se w16cid w16 w16cex w16sdtdh w16sdtfl w16du">
   <w:font w:name="Times New Roman">
     <w:panose1 w:val="02020603050405020304"/>
     <w:charset w:val="00"/>
@@ -5760,7 +5786,7 @@
   <w:font w:name="Symbol">
     <w:panose1 w:val="05050102010706020507"/>
     <w:charset w:val="02"/>
-    <w:family w:val="decorative"/>
+    <w:family w:val="roman"/>
     <w:pitch w:val="variable"/>
     <w:sig w:usb0="00000000" w:usb1="10000000" w:usb2="00000000" w:usb3="00000000" w:csb0="80000000" w:csb1="00000000"/>
   </w:font>
@@ -5773,10 +5799,10 @@
   </w:font>
   <w:font w:name="Wingdings">
     <w:panose1 w:val="05000000000000000000"/>
-    <w:charset w:val="4D"/>
-    <w:family w:val="decorative"/>
+    <w:charset w:val="02"/>
+    <w:family w:val="auto"/>
     <w:pitch w:val="variable"/>
-    <w:sig w:usb0="00000003" w:usb1="00000000" w:usb2="00000000" w:usb3="00000000" w:csb0="80000001" w:csb1="00000000"/>
+    <w:sig w:usb0="00000000" w:usb1="10000000" w:usb2="00000000" w:usb3="00000000" w:csb0="80000000" w:csb1="00000000"/>
   </w:font>
   <w:font w:name="Calibri">
     <w:panose1 w:val="020F0502020204030204"/>
@@ -5805,7 +5831,7 @@
     <w:charset w:val="00"/>
     <w:family w:val="swiss"/>
     <w:pitch w:val="variable"/>
-    <w:sig w:usb0="E0002AFF" w:usb1="C0007843" w:usb2="00000009" w:usb3="00000000" w:csb0="000001FF" w:csb1="00000000"/>
+    <w:sig w:usb0="E0002EFF" w:usb1="C000785B" w:usb2="00000009" w:usb3="00000000" w:csb0="000001FF" w:csb1="00000000"/>
   </w:font>
   <w:font w:name="Tahoma">
     <w:panose1 w:val="020B0604030504040204"/>
@@ -5815,7 +5841,6 @@
     <w:sig w:usb0="E1002EFF" w:usb1="C000605B" w:usb2="00000029" w:usb3="00000000" w:csb0="000101FF" w:csb1="00000000"/>
   </w:font>
   <w:font w:name="MS Mincho">
-    <w:altName w:val="ＭＳ 明朝"/>
     <w:panose1 w:val="02020609040205080304"/>
     <w:charset w:val="80"/>
     <w:family w:val="modern"/>
@@ -5823,23 +5848,19 @@
     <w:sig w:usb0="E00002FF" w:usb1="6AC7FDFB" w:usb2="08000012" w:usb3="00000000" w:csb0="0002009F" w:csb1="00000000"/>
   </w:font>
   <w:font w:name="Aptos">
-    <w:panose1 w:val="020B0004020202020204"/>
     <w:charset w:val="00"/>
     <w:family w:val="swiss"/>
     <w:pitch w:val="variable"/>
     <w:sig w:usb0="20000287" w:usb1="00000003" w:usb2="00000000" w:usb3="00000000" w:csb0="0000019F" w:csb1="00000000"/>
   </w:font>
   <w:font w:name="Yu Mincho">
-    <w:panose1 w:val="02020400000000000000"/>
     <w:charset w:val="80"/>
     <w:family w:val="roman"/>
-    <w:notTrueType/>
     <w:pitch w:val="variable"/>
     <w:sig w:usb0="800002E7" w:usb1="2AC7FCFF" w:usb2="00000012" w:usb3="00000000" w:csb0="0002009F" w:csb1="00000000"/>
   </w:font>
   <w:font w:name="Aptos Display">
-    <w:panose1 w:val="020B0004020202020204"/>
-    <w:charset w:val="01"/>
+    <w:charset w:val="00"/>
     <w:family w:val="swiss"/>
     <w:pitch w:val="variable"/>
     <w:sig w:usb0="20000287" w:usb1="00000003" w:usb2="00000000" w:usb3="00000000" w:csb0="0000019F" w:csb1="00000000"/>
@@ -5855,7 +5876,7 @@
 </file>
 
 <file path=word/glossary/settings.xml><?xml version="1.0" encoding="utf-8"?>
-<w:settings xmlns:mc="http://schemas.openxmlformats.org/markup-compatibility/2006" xmlns:m="http://schemas.openxmlformats.org/officeDocument/2006/math" xmlns:r="http://schemas.openxmlformats.org/officeDocument/2006/relationships" xmlns:sl="http://schemas.openxmlformats.org/schemaLibrary/2006/main" xmlns:o="urn:schemas-microsoft-com:office:office" xmlns:v="urn:schemas-microsoft-com:vml" xmlns:w10="urn:schemas-microsoft-com:office:word" xmlns:w="http://schemas.openxmlformats.org/wordprocessingml/2006/main" xmlns:w14="http://schemas.microsoft.com/office/word/2010/wordml" xmlns:w15="http://schemas.microsoft.com/office/word/2012/wordml" xmlns:w16cex="http://schemas.microsoft.com/office/word/2018/wordml/cex" xmlns:w16cid="http://schemas.microsoft.com/office/word/2016/wordml/cid" xmlns:w16="http://schemas.microsoft.com/office/word/2018/wordml" xmlns:w16sdtdh="http://schemas.microsoft.com/office/word/2020/wordml/sdtdatahash" xmlns:w16sdtfl="http://schemas.microsoft.com/office/word/2024/wordml/sdtformatlock" xmlns:w16se="http://schemas.microsoft.com/office/word/2015/wordml/symex" xmlns:w16du="http://schemas.microsoft.com/office/word/2023/wordml/word16du" mc:Ignorable="w14 w15 w16se w16cid w16 w16cex w16sdtdh w16sdtfl w16du">
+<w:settings xmlns:mc="http://schemas.openxmlformats.org/markup-compatibility/2006" xmlns:o="urn:schemas-microsoft-com:office:office" xmlns:r="http://schemas.openxmlformats.org/officeDocument/2006/relationships" xmlns:m="http://schemas.openxmlformats.org/officeDocument/2006/math" xmlns:v="urn:schemas-microsoft-com:vml" xmlns:w10="urn:schemas-microsoft-com:office:word" xmlns:w="http://schemas.openxmlformats.org/wordprocessingml/2006/main" xmlns:w14="http://schemas.microsoft.com/office/word/2010/wordml" xmlns:w15="http://schemas.microsoft.com/office/word/2012/wordml" xmlns:w16cex="http://schemas.microsoft.com/office/word/2018/wordml/cex" xmlns:w16cid="http://schemas.microsoft.com/office/word/2016/wordml/cid" xmlns:w16="http://schemas.microsoft.com/office/word/2018/wordml" xmlns:w16du="http://schemas.microsoft.com/office/word/2023/wordml/word16du" xmlns:w16sdtdh="http://schemas.microsoft.com/office/word/2020/wordml/sdtdatahash" xmlns:w16sdtfl="http://schemas.microsoft.com/office/word/2024/wordml/sdtformatlock" xmlns:w16se="http://schemas.microsoft.com/office/word/2015/wordml/symex" xmlns:sl="http://schemas.openxmlformats.org/schemaLibrary/2006/main" mc:Ignorable="w14 w15 w16se w16cid w16 w16cex w16sdtdh w16sdtfl w16du">
   <w:view w:val="normal"/>
   <w:defaultTabStop w:val="708"/>
   <w:hyphenationZone w:val="425"/>
@@ -5881,6 +5902,7 @@
     <w:rsid w:val="00687CD9"/>
     <w:rsid w:val="006E2FCC"/>
     <w:rsid w:val="00704192"/>
+    <w:rsid w:val="00706C61"/>
     <w:rsid w:val="00825B36"/>
     <w:rsid w:val="009007E1"/>
     <w:rsid w:val="00960213"/>
@@ -5892,6 +5914,7 @@
     <w:rsid w:val="00CF44FB"/>
     <w:rsid w:val="00DD693D"/>
     <w:rsid w:val="00EC21D5"/>
+    <w:rsid w:val="00EC6867"/>
   </w:rsids>
   <m:mathPr>
     <m:mathFont m:val="Cambria Math"/>
@@ -5915,7 +5938,7 @@
 </file>
 
 <file path=word/glossary/styles.xml><?xml version="1.0" encoding="utf-8"?>
-<w:styles xmlns:mc="http://schemas.openxmlformats.org/markup-compatibility/2006" xmlns:r="http://schemas.openxmlformats.org/officeDocument/2006/relationships" xmlns:w="http://schemas.openxmlformats.org/wordprocessingml/2006/main" xmlns:w14="http://schemas.microsoft.com/office/word/2010/wordml" xmlns:w15="http://schemas.microsoft.com/office/word/2012/wordml" xmlns:w16cex="http://schemas.microsoft.com/office/word/2018/wordml/cex" xmlns:w16cid="http://schemas.microsoft.com/office/word/2016/wordml/cid" xmlns:w16="http://schemas.microsoft.com/office/word/2018/wordml" xmlns:w16sdtdh="http://schemas.microsoft.com/office/word/2020/wordml/sdtdatahash" xmlns:w16sdtfl="http://schemas.microsoft.com/office/word/2024/wordml/sdtformatlock" xmlns:w16se="http://schemas.microsoft.com/office/word/2015/wordml/symex" xmlns:w16du="http://schemas.microsoft.com/office/word/2023/wordml/word16du" mc:Ignorable="w14 w15 w16se w16cid w16 w16cex w16sdtdh w16sdtfl w16du">
+<w:styles xmlns:mc="http://schemas.openxmlformats.org/markup-compatibility/2006" xmlns:r="http://schemas.openxmlformats.org/officeDocument/2006/relationships" xmlns:w="http://schemas.openxmlformats.org/wordprocessingml/2006/main" xmlns:w14="http://schemas.microsoft.com/office/word/2010/wordml" xmlns:w15="http://schemas.microsoft.com/office/word/2012/wordml" xmlns:w16cex="http://schemas.microsoft.com/office/word/2018/wordml/cex" xmlns:w16cid="http://schemas.microsoft.com/office/word/2016/wordml/cid" xmlns:w16="http://schemas.microsoft.com/office/word/2018/wordml" xmlns:w16du="http://schemas.microsoft.com/office/word/2023/wordml/word16du" xmlns:w16sdtdh="http://schemas.microsoft.com/office/word/2020/wordml/sdtdatahash" xmlns:w16sdtfl="http://schemas.microsoft.com/office/word/2024/wordml/sdtformatlock" xmlns:w16se="http://schemas.microsoft.com/office/word/2015/wordml/symex" mc:Ignorable="w14 w15 w16se w16cid w16 w16cex w16sdtdh w16sdtfl w16du">
   <w:docDefaults>
     <w:rPrDefault>
       <w:rPr>
@@ -6344,7 +6367,7 @@
 </file>
 
 <file path=word/glossary/webSettings.xml><?xml version="1.0" encoding="utf-8"?>
-<w:webSettings xmlns:mc="http://schemas.openxmlformats.org/markup-compatibility/2006" xmlns:r="http://schemas.openxmlformats.org/officeDocument/2006/relationships" xmlns:w="http://schemas.openxmlformats.org/wordprocessingml/2006/main" xmlns:w14="http://schemas.microsoft.com/office/word/2010/wordml" xmlns:w15="http://schemas.microsoft.com/office/word/2012/wordml" xmlns:w16cex="http://schemas.microsoft.com/office/word/2018/wordml/cex" xmlns:w16cid="http://schemas.microsoft.com/office/word/2016/wordml/cid" xmlns:w16="http://schemas.microsoft.com/office/word/2018/wordml" xmlns:w16sdtdh="http://schemas.microsoft.com/office/word/2020/wordml/sdtdatahash" xmlns:w16sdtfl="http://schemas.microsoft.com/office/word/2024/wordml/sdtformatlock" xmlns:w16se="http://schemas.microsoft.com/office/word/2015/wordml/symex" xmlns:w16du="http://schemas.microsoft.com/office/word/2023/wordml/word16du" mc:Ignorable="w14 w15 w16se w16cid w16 w16cex w16sdtdh w16sdtfl w16du">
+<w:webSettings xmlns:mc="http://schemas.openxmlformats.org/markup-compatibility/2006" xmlns:r="http://schemas.openxmlformats.org/officeDocument/2006/relationships" xmlns:w="http://schemas.openxmlformats.org/wordprocessingml/2006/main" xmlns:w14="http://schemas.microsoft.com/office/word/2010/wordml" xmlns:w15="http://schemas.microsoft.com/office/word/2012/wordml" xmlns:w16cex="http://schemas.microsoft.com/office/word/2018/wordml/cex" xmlns:w16cid="http://schemas.microsoft.com/office/word/2016/wordml/cid" xmlns:w16="http://schemas.microsoft.com/office/word/2018/wordml" xmlns:w16du="http://schemas.microsoft.com/office/word/2023/wordml/word16du" xmlns:w16sdtdh="http://schemas.microsoft.com/office/word/2020/wordml/sdtdatahash" xmlns:w16sdtfl="http://schemas.microsoft.com/office/word/2024/wordml/sdtformatlock" xmlns:w16se="http://schemas.microsoft.com/office/word/2015/wordml/symex" mc:Ignorable="w14 w15 w16se w16cid w16 w16cex w16sdtdh w16sdtfl w16du">
   <w:optimizeForBrowser/>
 </w:webSettings>
 </file>
@@ -6644,12 +6667,7 @@
 </file>
 
 <file path=customXml/item2.xml><?xml version="1.0" encoding="utf-8"?>
-<?mso-contentType ?>
-<FormTemplates xmlns="http://schemas.microsoft.com/sharepoint/v3/contenttype/forms">
-  <Display>DocumentLibraryForm</Display>
-  <Edit>DocumentLibraryForm</Edit>
-  <New>DocumentLibraryForm</New>
-</FormTemplates>
+<b:Sources xmlns:b="http://schemas.openxmlformats.org/officeDocument/2006/bibliography" xmlns="http://schemas.openxmlformats.org/officeDocument/2006/bibliography" SelectedStyle="\APA.XSL" StyleName="APA"/>
 </file>
 
 <file path=customXml/item3.xml><?xml version="1.0" encoding="utf-8"?>
@@ -6663,7 +6681,12 @@
 </file>
 
 <file path=customXml/item4.xml><?xml version="1.0" encoding="utf-8"?>
-<b:Sources xmlns:b="http://schemas.openxmlformats.org/officeDocument/2006/bibliography" xmlns="http://schemas.openxmlformats.org/officeDocument/2006/bibliography" SelectedStyle="\APA.XSL" StyleName="APA"/>
+<?mso-contentType ?>
+<FormTemplates xmlns="http://schemas.microsoft.com/sharepoint/v3/contenttype/forms">
+  <Display>DocumentLibraryForm</Display>
+  <Edit>DocumentLibraryForm</Edit>
+  <New>DocumentLibraryForm</New>
+</FormTemplates>
 </file>
 
 <file path=customXml/item5.xml><?xml version="1.0" encoding="utf-8"?>
@@ -6892,9 +6915,9 @@
 </file>
 
 <file path=customXml/itemProps2.xml><?xml version="1.0" encoding="utf-8"?>
-<ds:datastoreItem xmlns:ds="http://schemas.openxmlformats.org/officeDocument/2006/customXml" ds:itemID="{EE9AAF0E-D63F-459F-A0FB-CDCE9F728F33}">
+<ds:datastoreItem xmlns:ds="http://schemas.openxmlformats.org/officeDocument/2006/customXml" ds:itemID="{BD6EC776-6679-4C69-98E3-6D068EA0A3C9}">
   <ds:schemaRefs>
-    <ds:schemaRef ds:uri="http://schemas.microsoft.com/sharepoint/v3/contenttype/forms"/>
+    <ds:schemaRef ds:uri="http://schemas.openxmlformats.org/officeDocument/2006/bibliography"/>
   </ds:schemaRefs>
 </ds:datastoreItem>
 </file>
@@ -6910,9 +6933,9 @@
 </file>
 
 <file path=customXml/itemProps4.xml><?xml version="1.0" encoding="utf-8"?>
-<ds:datastoreItem xmlns:ds="http://schemas.openxmlformats.org/officeDocument/2006/customXml" ds:itemID="{BD6EC776-6679-4C69-98E3-6D068EA0A3C9}">
+<ds:datastoreItem xmlns:ds="http://schemas.openxmlformats.org/officeDocument/2006/customXml" ds:itemID="{EE9AAF0E-D63F-459F-A0FB-CDCE9F728F33}">
   <ds:schemaRefs>
-    <ds:schemaRef ds:uri="http://schemas.openxmlformats.org/officeDocument/2006/bibliography"/>
+    <ds:schemaRef ds:uri="http://schemas.microsoft.com/sharepoint/v3/contenttype/forms"/>
   </ds:schemaRefs>
 </ds:datastoreItem>
 </file>
